--- a/public/temas/ejercicio-1/ESQUEMA TEMA 34.docx
+++ b/public/temas/ejercicio-1/ESQUEMA TEMA 34.docx
@@ -181,7 +181,7 @@
           <w:b/>
           <w:sz w:val="22"/>
         </w:rPr>
-        <w:t>RD 1715/2010</w:t>
+        <w:t>Real Decreto 1715/2010</w:t>
       </w:r>
       <w:r>
         <w:rPr>
@@ -276,7 +276,7 @@
           <w:rFonts w:ascii="Cambria" w:hAnsi="Cambria" w:cs="Cambria" w:eastAsia="Cambria"/>
           <w:sz w:val="22"/>
         </w:rPr>
-        <w:t xml:space="preserve"> (fusión de ILAC e IAF desde 1-1-2026)</w:t>
+        <w:t xml:space="preserve"> (fusión de ILAC e IAF desde 1 de enero de 2026)</w:t>
       </w:r>
     </w:p>
     <w:p>
@@ -1232,7 +1232,7 @@
           <w:rFonts w:ascii="Cambria" w:hAnsi="Cambria" w:cs="Cambria" w:eastAsia="Cambria"/>
           <w:sz w:val="22"/>
         </w:rPr>
-        <w:t>`texp = (X̅ – µ) × √n / Sr`</w:t>
+        <w:t>`texp = (X̅ - µ) × √n / Sr`</w:t>
       </w:r>
     </w:p>
     <w:p>
